--- a/pr-preview/pr-653/vignettes/articles/version-crosswalk-1.3-to-1.4.docx
+++ b/pr-preview/pr-653/vignettes/articles/version-crosswalk-1.3-to-1.4.docx
@@ -3049,7 +3049,7 @@
         <w:rPr>
           <w:rStyle w:val="CommentTok"/>
         </w:rPr>
-        <w:t xml:space="preserve">#&gt;     age id    antigen_iso value</w:t>
+        <w:t xml:space="preserve">#&gt;     age id    antigen_iso  value</w:t>
       </w:r>
       <w:r>
         <w:br/>
@@ -3058,7 +3058,7 @@
         <w:rPr>
           <w:rStyle w:val="CommentTok"/>
         </w:rPr>
-        <w:t xml:space="preserve">#&gt;   &lt;dbl&gt; &lt;chr&gt; &lt;chr&gt;       &lt;dbl&gt;</w:t>
+        <w:t xml:space="preserve">#&gt;   &lt;dbl&gt; &lt;chr&gt; &lt;chr&gt;        &lt;dbl&gt;</w:t>
       </w:r>
       <w:r>
         <w:br/>
@@ -3067,7 +3067,7 @@
         <w:rPr>
           <w:rStyle w:val="CommentTok"/>
         </w:rPr>
-        <w:t xml:space="preserve">#&gt; 1  2.23 1     HlyE_IgA    0.161</w:t>
+        <w:t xml:space="preserve">#&gt; 1 13.0  1     HlyE_IgA     4.52 </w:t>
       </w:r>
       <w:r>
         <w:br/>
@@ -3076,7 +3076,7 @@
         <w:rPr>
           <w:rStyle w:val="CommentTok"/>
         </w:rPr>
-        <w:t xml:space="preserve">#&gt; 2  2.23 1     HlyE_IgG    0.628</w:t>
+        <w:t xml:space="preserve">#&gt; 2 13.0  1     HlyE_IgG     2.07 </w:t>
       </w:r>
       <w:r>
         <w:br/>
@@ -3085,7 +3085,7 @@
         <w:rPr>
           <w:rStyle w:val="CommentTok"/>
         </w:rPr>
-        <w:t xml:space="preserve">#&gt; 3  0.19 2     HlyE_IgA    0.740</w:t>
+        <w:t xml:space="preserve">#&gt; 3 15.8  2     HlyE_IgA     0.507</w:t>
       </w:r>
       <w:r>
         <w:br/>
@@ -3094,7 +3094,7 @@
         <w:rPr>
           <w:rStyle w:val="CommentTok"/>
         </w:rPr>
-        <w:t xml:space="preserve">#&gt; 4  0.19 2     HlyE_IgG    0.763</w:t>
+        <w:t xml:space="preserve">#&gt; 4 15.8  2     HlyE_IgG     1.07 </w:t>
       </w:r>
       <w:r>
         <w:br/>
@@ -3103,7 +3103,7 @@
         <w:rPr>
           <w:rStyle w:val="CommentTok"/>
         </w:rPr>
-        <w:t xml:space="preserve">#&gt; 5 12.5  3     HlyE_IgA    1.50 </w:t>
+        <w:t xml:space="preserve">#&gt; 5  4.43 3     HlyE_IgA     4.34 </w:t>
       </w:r>
       <w:r>
         <w:br/>
@@ -3112,7 +3112,7 @@
         <w:rPr>
           <w:rStyle w:val="CommentTok"/>
         </w:rPr>
-        <w:t xml:space="preserve">#&gt; 6 12.5  3     HlyE_IgG    0.837</w:t>
+        <w:t xml:space="preserve">#&gt; 6  4.43 3     HlyE_IgG    13.0</w:t>
       </w:r>
       <w:r>
         <w:br/>

--- a/pr-preview/pr-653/vignettes/articles/version-crosswalk-1.3-to-1.4.docx
+++ b/pr-preview/pr-653/vignettes/articles/version-crosswalk-1.3-to-1.4.docx
@@ -3067,7 +3067,7 @@
         <w:rPr>
           <w:rStyle w:val="CommentTok"/>
         </w:rPr>
-        <w:t xml:space="preserve">#&gt; 1 13.0  1     HlyE_IgA     4.52 </w:t>
+        <w:t xml:space="preserve">#&gt; 1  13.9 1     HlyE_IgA     0.752</w:t>
       </w:r>
       <w:r>
         <w:br/>
@@ -3076,7 +3076,7 @@
         <w:rPr>
           <w:rStyle w:val="CommentTok"/>
         </w:rPr>
-        <w:t xml:space="preserve">#&gt; 2 13.0  1     HlyE_IgG     2.07 </w:t>
+        <w:t xml:space="preserve">#&gt; 2  13.9 1     HlyE_IgG     0.148</w:t>
       </w:r>
       <w:r>
         <w:br/>
@@ -3085,7 +3085,7 @@
         <w:rPr>
           <w:rStyle w:val="CommentTok"/>
         </w:rPr>
-        <w:t xml:space="preserve">#&gt; 3 15.8  2     HlyE_IgA     0.507</w:t>
+        <w:t xml:space="preserve">#&gt; 3   8.8 2     HlyE_IgA     1.53 </w:t>
       </w:r>
       <w:r>
         <w:br/>
@@ -3094,7 +3094,7 @@
         <w:rPr>
           <w:rStyle w:val="CommentTok"/>
         </w:rPr>
-        <w:t xml:space="preserve">#&gt; 4 15.8  2     HlyE_IgG     1.07 </w:t>
+        <w:t xml:space="preserve">#&gt; 4   8.8 2     HlyE_IgG    28.0  </w:t>
       </w:r>
       <w:r>
         <w:br/>
@@ -3103,7 +3103,7 @@
         <w:rPr>
           <w:rStyle w:val="CommentTok"/>
         </w:rPr>
-        <w:t xml:space="preserve">#&gt; 5  4.43 3     HlyE_IgA     4.34 </w:t>
+        <w:t xml:space="preserve">#&gt; 5   9.8 3     HlyE_IgA     0.144</w:t>
       </w:r>
       <w:r>
         <w:br/>
@@ -3112,7 +3112,7 @@
         <w:rPr>
           <w:rStyle w:val="CommentTok"/>
         </w:rPr>
-        <w:t xml:space="preserve">#&gt; 6  4.43 3     HlyE_IgG    13.0</w:t>
+        <w:t xml:space="preserve">#&gt; 6   9.8 3     HlyE_IgG     0.526</w:t>
       </w:r>
       <w:r>
         <w:br/>

--- a/pr-preview/pr-653/vignettes/articles/version-crosswalk-1.3-to-1.4.docx
+++ b/pr-preview/pr-653/vignettes/articles/version-crosswalk-1.3-to-1.4.docx
@@ -3049,7 +3049,7 @@
         <w:rPr>
           <w:rStyle w:val="CommentTok"/>
         </w:rPr>
-        <w:t xml:space="preserve">#&gt;     age id    antigen_iso  value</w:t>
+        <w:t xml:space="preserve">#&gt;     age id    antigen_iso value</w:t>
       </w:r>
       <w:r>
         <w:br/>
@@ -3058,7 +3058,7 @@
         <w:rPr>
           <w:rStyle w:val="CommentTok"/>
         </w:rPr>
-        <w:t xml:space="preserve">#&gt;   &lt;dbl&gt; &lt;chr&gt; &lt;chr&gt;        &lt;dbl&gt;</w:t>
+        <w:t xml:space="preserve">#&gt;   &lt;dbl&gt; &lt;chr&gt; &lt;chr&gt;       &lt;dbl&gt;</w:t>
       </w:r>
       <w:r>
         <w:br/>
@@ -3067,7 +3067,7 @@
         <w:rPr>
           <w:rStyle w:val="CommentTok"/>
         </w:rPr>
-        <w:t xml:space="preserve">#&gt; 1  13.9 1     HlyE_IgA     0.752</w:t>
+        <w:t xml:space="preserve">#&gt; 1  1.74 1     HlyE_IgA    0.506</w:t>
       </w:r>
       <w:r>
         <w:br/>
@@ -3076,7 +3076,7 @@
         <w:rPr>
           <w:rStyle w:val="CommentTok"/>
         </w:rPr>
-        <w:t xml:space="preserve">#&gt; 2  13.9 1     HlyE_IgG     0.148</w:t>
+        <w:t xml:space="preserve">#&gt; 2  1.74 1     HlyE_IgG    0.198</w:t>
       </w:r>
       <w:r>
         <w:br/>
@@ -3085,7 +3085,7 @@
         <w:rPr>
           <w:rStyle w:val="CommentTok"/>
         </w:rPr>
-        <w:t xml:space="preserve">#&gt; 3   8.8 2     HlyE_IgA     1.53 </w:t>
+        <w:t xml:space="preserve">#&gt; 3  9.63 2     HlyE_IgA    0.632</w:t>
       </w:r>
       <w:r>
         <w:br/>
@@ -3094,7 +3094,7 @@
         <w:rPr>
           <w:rStyle w:val="CommentTok"/>
         </w:rPr>
-        <w:t xml:space="preserve">#&gt; 4   8.8 2     HlyE_IgG    28.0  </w:t>
+        <w:t xml:space="preserve">#&gt; 4  9.63 2     HlyE_IgG    0.540</w:t>
       </w:r>
       <w:r>
         <w:br/>
@@ -3103,7 +3103,7 @@
         <w:rPr>
           <w:rStyle w:val="CommentTok"/>
         </w:rPr>
-        <w:t xml:space="preserve">#&gt; 5   9.8 3     HlyE_IgA     0.144</w:t>
+        <w:t xml:space="preserve">#&gt; 5  3.52 3     HlyE_IgA    0.671</w:t>
       </w:r>
       <w:r>
         <w:br/>
@@ -3112,7 +3112,7 @@
         <w:rPr>
           <w:rStyle w:val="CommentTok"/>
         </w:rPr>
-        <w:t xml:space="preserve">#&gt; 6   9.8 3     HlyE_IgG     0.526</w:t>
+        <w:t xml:space="preserve">#&gt; 6  3.52 3     HlyE_IgG    0.250</w:t>
       </w:r>
       <w:r>
         <w:br/>

--- a/pr-preview/pr-653/vignettes/articles/version-crosswalk-1.3-to-1.4.docx
+++ b/pr-preview/pr-653/vignettes/articles/version-crosswalk-1.3-to-1.4.docx
@@ -3049,7 +3049,7 @@
         <w:rPr>
           <w:rStyle w:val="CommentTok"/>
         </w:rPr>
-        <w:t xml:space="preserve">#&gt;     age id    antigen_iso value</w:t>
+        <w:t xml:space="preserve">#&gt;     age id    antigen_iso  value</w:t>
       </w:r>
       <w:r>
         <w:br/>
@@ -3058,7 +3058,7 @@
         <w:rPr>
           <w:rStyle w:val="CommentTok"/>
         </w:rPr>
-        <w:t xml:space="preserve">#&gt;   &lt;dbl&gt; &lt;chr&gt; &lt;chr&gt;       &lt;dbl&gt;</w:t>
+        <w:t xml:space="preserve">#&gt;   &lt;dbl&gt; &lt;chr&gt; &lt;chr&gt;        &lt;dbl&gt;</w:t>
       </w:r>
       <w:r>
         <w:br/>
@@ -3067,7 +3067,7 @@
         <w:rPr>
           <w:rStyle w:val="CommentTok"/>
         </w:rPr>
-        <w:t xml:space="preserve">#&gt; 1  1.74 1     HlyE_IgA    0.506</w:t>
+        <w:t xml:space="preserve">#&gt; 1 17.1  1     HlyE_IgA     0.531</w:t>
       </w:r>
       <w:r>
         <w:br/>
@@ -3076,7 +3076,7 @@
         <w:rPr>
           <w:rStyle w:val="CommentTok"/>
         </w:rPr>
-        <w:t xml:space="preserve">#&gt; 2  1.74 1     HlyE_IgG    0.198</w:t>
+        <w:t xml:space="preserve">#&gt; 2 17.1  1     HlyE_IgG     0.960</w:t>
       </w:r>
       <w:r>
         <w:br/>
@@ -3085,7 +3085,7 @@
         <w:rPr>
           <w:rStyle w:val="CommentTok"/>
         </w:rPr>
-        <w:t xml:space="preserve">#&gt; 3  9.63 2     HlyE_IgA    0.632</w:t>
+        <w:t xml:space="preserve">#&gt; 3 11.7  2     HlyE_IgA     0.528</w:t>
       </w:r>
       <w:r>
         <w:br/>
@@ -3094,7 +3094,7 @@
         <w:rPr>
           <w:rStyle w:val="CommentTok"/>
         </w:rPr>
-        <w:t xml:space="preserve">#&gt; 4  9.63 2     HlyE_IgG    0.540</w:t>
+        <w:t xml:space="preserve">#&gt; 4 11.7  2     HlyE_IgG     0.684</w:t>
       </w:r>
       <w:r>
         <w:br/>
@@ -3103,7 +3103,7 @@
         <w:rPr>
           <w:rStyle w:val="CommentTok"/>
         </w:rPr>
-        <w:t xml:space="preserve">#&gt; 5  3.52 3     HlyE_IgA    0.671</w:t>
+        <w:t xml:space="preserve">#&gt; 5  8.02 3     HlyE_IgA    11.1  </w:t>
       </w:r>
       <w:r>
         <w:br/>
@@ -3112,7 +3112,7 @@
         <w:rPr>
           <w:rStyle w:val="CommentTok"/>
         </w:rPr>
-        <w:t xml:space="preserve">#&gt; 6  3.52 3     HlyE_IgG    0.250</w:t>
+        <w:t xml:space="preserve">#&gt; 6  8.02 3     HlyE_IgG     0.323</w:t>
       </w:r>
       <w:r>
         <w:br/>

--- a/pr-preview/pr-653/vignettes/articles/version-crosswalk-1.3-to-1.4.docx
+++ b/pr-preview/pr-653/vignettes/articles/version-crosswalk-1.3-to-1.4.docx
@@ -3067,7 +3067,7 @@
         <w:rPr>
           <w:rStyle w:val="CommentTok"/>
         </w:rPr>
-        <w:t xml:space="preserve">#&gt; 1 17.1  1     HlyE_IgA     0.531</w:t>
+        <w:t xml:space="preserve">#&gt; 1 12.1  1     HlyE_IgA     1.12 </w:t>
       </w:r>
       <w:r>
         <w:br/>
@@ -3076,7 +3076,7 @@
         <w:rPr>
           <w:rStyle w:val="CommentTok"/>
         </w:rPr>
-        <w:t xml:space="preserve">#&gt; 2 17.1  1     HlyE_IgG     0.960</w:t>
+        <w:t xml:space="preserve">#&gt; 2 12.1  1     HlyE_IgG     0.812</w:t>
       </w:r>
       <w:r>
         <w:br/>
@@ -3085,7 +3085,7 @@
         <w:rPr>
           <w:rStyle w:val="CommentTok"/>
         </w:rPr>
-        <w:t xml:space="preserve">#&gt; 3 11.7  2     HlyE_IgA     0.528</w:t>
+        <w:t xml:space="preserve">#&gt; 3  8.62 2     HlyE_IgA     0.346</w:t>
       </w:r>
       <w:r>
         <w:br/>
@@ -3094,7 +3094,7 @@
         <w:rPr>
           <w:rStyle w:val="CommentTok"/>
         </w:rPr>
-        <w:t xml:space="preserve">#&gt; 4 11.7  2     HlyE_IgG     0.684</w:t>
+        <w:t xml:space="preserve">#&gt; 4  8.62 2     HlyE_IgG     0.588</w:t>
       </w:r>
       <w:r>
         <w:br/>
@@ -3103,7 +3103,7 @@
         <w:rPr>
           <w:rStyle w:val="CommentTok"/>
         </w:rPr>
-        <w:t xml:space="preserve">#&gt; 5  8.02 3     HlyE_IgA    11.1  </w:t>
+        <w:t xml:space="preserve">#&gt; 5 18.8  3     HlyE_IgA     0.237</w:t>
       </w:r>
       <w:r>
         <w:br/>
@@ -3112,7 +3112,7 @@
         <w:rPr>
           <w:rStyle w:val="CommentTok"/>
         </w:rPr>
-        <w:t xml:space="preserve">#&gt; 6  8.02 3     HlyE_IgG     0.323</w:t>
+        <w:t xml:space="preserve">#&gt; 6 18.8  3     HlyE_IgG    11.1</w:t>
       </w:r>
       <w:r>
         <w:br/>
